--- a/3ºTrimestre/Hito 1/Programacion_H1_2ºT_Alejandro_Cortés_Díaz.docx
+++ b/3ºTrimestre/Hito 1/Programacion_H1_2ºT_Alejandro_Cortés_Díaz.docx
@@ -800,6 +800,8 @@
             <w:br w:type="page"/>
           </w:r>
         </w:p>
+        <w:bookmarkStart w:id="0" w:name="_GoBack" w:displacedByCustomXml="next"/>
+        <w:bookmarkEnd w:id="0" w:displacedByCustomXml="next"/>
       </w:sdtContent>
     </w:sdt>
     <w:sdt>
@@ -1136,8 +1138,6 @@
             <w:fldChar w:fldCharType="end"/>
           </w:r>
         </w:p>
-        <w:bookmarkStart w:id="0" w:name="_GoBack" w:displacedByCustomXml="next"/>
-        <w:bookmarkEnd w:id="0" w:displacedByCustomXml="next"/>
       </w:sdtContent>
     </w:sdt>
     <w:p/>
@@ -34233,7 +34233,7 @@
 </file>
 
 <file path=customXml/itemProps2.xml><?xml version="1.0" encoding="utf-8"?>
-<ds:datastoreItem xmlns:ds="http://schemas.openxmlformats.org/officeDocument/2006/customXml" ds:itemID="{1746A3A4-2477-4488-9683-F51A8529BD31}">
+<ds:datastoreItem xmlns:ds="http://schemas.openxmlformats.org/officeDocument/2006/customXml" ds:itemID="{0C58024B-BBF2-403C-B9A7-1CC465863F20}">
   <ds:schemaRefs>
     <ds:schemaRef ds:uri="http://schemas.openxmlformats.org/officeDocument/2006/bibliography"/>
   </ds:schemaRefs>
